--- a/Assignment-2/Assignemtn 2 Report Bazarov Zhanserik.docx
+++ b/Assignment-2/Assignemtn 2 Report Bazarov Zhanserik.docx
@@ -95,16 +95,14 @@
         <w:rPr>
           <w:rFonts w:asciiTheme="majorHAnsi" w:hAnsiTheme="majorHAnsi"/>
           <w:color w:val="000000" w:themeColor="text1"/>
-          <w:lang w:val="ru-RU"/>
-        </w:rPr>
-      </w:pPr>
-    </w:p>
-    <w:p>
-      <w:pPr>
-        <w:rPr>
-          <w:rFonts w:asciiTheme="majorHAnsi" w:hAnsiTheme="majorHAnsi"/>
-          <w:color w:val="000000" w:themeColor="text1"/>
-          <w:lang w:val="ru-RU"/>
+        </w:rPr>
+      </w:pPr>
+    </w:p>
+    <w:p>
+      <w:pPr>
+        <w:rPr>
+          <w:rFonts w:asciiTheme="majorHAnsi" w:hAnsiTheme="majorHAnsi"/>
+          <w:color w:val="000000" w:themeColor="text1"/>
         </w:rPr>
       </w:pPr>
     </w:p>
@@ -127,6 +125,7 @@
           <w:sz w:val="24"/>
           <w:szCs w:val="24"/>
         </w:rPr>
+        <w:lastRenderedPageBreak/>
         <w:t>Part</w:t>
       </w:r>
       <w:r>
@@ -442,18 +441,65 @@
           <w:color w:val="000000" w:themeColor="text1"/>
           <w:sz w:val="24"/>
           <w:szCs w:val="24"/>
+        </w:rPr>
+      </w:pPr>
+      <w:r>
+        <w:rPr>
+          <w:rFonts w:cs="Courier New"/>
+          <w:color w:val="000000" w:themeColor="text1"/>
+          <w:sz w:val="24"/>
+          <w:szCs w:val="24"/>
+        </w:rPr>
+        <w:t>• Search account by username</w:t>
+      </w:r>
+    </w:p>
+    <w:p>
+      <w:r>
+        <w:drawing>
+          <wp:inline distT="0" distB="0" distL="0" distR="0" wp14:anchorId="3DDBC77E" wp14:editId="3AFF3964">
+            <wp:extent cx="5940425" cy="3657600"/>
+            <wp:effectExtent l="0" t="0" r="3175" b="0"/>
+            <wp:docPr id="1074812631" name="Picture 1"/>
+            <wp:cNvGraphicFramePr>
+              <a:graphicFrameLocks xmlns:a="http://schemas.openxmlformats.org/drawingml/2006/main" noChangeAspect="1"/>
+            </wp:cNvGraphicFramePr>
+            <a:graphic xmlns:a="http://schemas.openxmlformats.org/drawingml/2006/main">
+              <a:graphicData uri="http://schemas.openxmlformats.org/drawingml/2006/picture">
+                <pic:pic xmlns:pic="http://schemas.openxmlformats.org/drawingml/2006/picture">
+                  <pic:nvPicPr>
+                    <pic:cNvPr id="1074812631" name=""/>
+                    <pic:cNvPicPr/>
+                  </pic:nvPicPr>
+                  <pic:blipFill>
+                    <a:blip r:embed="rId6"/>
+                    <a:stretch>
+                      <a:fillRect/>
+                    </a:stretch>
+                  </pic:blipFill>
+                  <pic:spPr>
+                    <a:xfrm>
+                      <a:off x="0" y="0"/>
+                      <a:ext cx="5940425" cy="3657600"/>
+                    </a:xfrm>
+                    <a:prstGeom prst="rect">
+                      <a:avLst/>
+                    </a:prstGeom>
+                  </pic:spPr>
+                </pic:pic>
+              </a:graphicData>
+            </a:graphic>
+          </wp:inline>
+        </w:drawing>
+      </w:r>
+    </w:p>
+    <w:p>
+      <w:pPr>
+        <w:rPr>
+          <w:rFonts w:asciiTheme="majorHAnsi" w:hAnsiTheme="majorHAnsi"/>
+          <w:color w:val="000000" w:themeColor="text1"/>
           <w:lang w:val="ru-RU"/>
         </w:rPr>
       </w:pPr>
-      <w:r>
-        <w:rPr>
-          <w:rFonts w:cs="Courier New"/>
-          <w:color w:val="000000" w:themeColor="text1"/>
-          <w:sz w:val="24"/>
-          <w:szCs w:val="24"/>
-        </w:rPr>
-        <w:t>• Search account by username</w:t>
-      </w:r>
     </w:p>
     <w:p>
       <w:pPr>
@@ -469,34 +515,53 @@
         <w:rPr>
           <w:rFonts w:asciiTheme="majorHAnsi" w:hAnsiTheme="majorHAnsi"/>
           <w:color w:val="000000" w:themeColor="text1"/>
-          <w:lang w:val="ru-RU"/>
-        </w:rPr>
-      </w:pPr>
-    </w:p>
-    <w:p>
-      <w:pPr>
-        <w:rPr>
-          <w:rFonts w:asciiTheme="majorHAnsi" w:hAnsiTheme="majorHAnsi"/>
-          <w:color w:val="000000" w:themeColor="text1"/>
-          <w:lang w:val="ru-RU"/>
-        </w:rPr>
-      </w:pPr>
-    </w:p>
-    <w:p>
-      <w:pPr>
-        <w:rPr>
-          <w:rFonts w:asciiTheme="majorHAnsi" w:hAnsiTheme="majorHAnsi"/>
-          <w:color w:val="000000" w:themeColor="text1"/>
-          <w:lang w:val="ru-RU"/>
-        </w:rPr>
-      </w:pPr>
-    </w:p>
-    <w:p>
-      <w:pPr>
-        <w:rPr>
-          <w:rFonts w:asciiTheme="majorHAnsi" w:hAnsiTheme="majorHAnsi"/>
-          <w:color w:val="000000" w:themeColor="text1"/>
-          <w:lang w:val="ru-RU"/>
+        </w:rPr>
+      </w:pPr>
+      <w:r>
+        <w:rPr>
+          <w:rFonts w:asciiTheme="majorHAnsi" w:hAnsiTheme="majorHAnsi"/>
+          <w:color w:val="000000" w:themeColor="text1"/>
+        </w:rPr>
+        <w:t xml:space="preserve">Implemented a </w:t>
+      </w:r>
+      <w:proofErr w:type="spellStart"/>
+      <w:r>
+        <w:rPr>
+          <w:rFonts w:asciiTheme="majorHAnsi" w:hAnsiTheme="majorHAnsi"/>
+          <w:color w:val="000000" w:themeColor="text1"/>
+        </w:rPr>
+        <w:t>BankAccount</w:t>
+      </w:r>
+      <w:proofErr w:type="spellEnd"/>
+      <w:r>
+        <w:rPr>
+          <w:rFonts w:asciiTheme="majorHAnsi" w:hAnsiTheme="majorHAnsi"/>
+          <w:color w:val="000000" w:themeColor="text1"/>
+        </w:rPr>
+        <w:t xml:space="preserve"> class and used a LinkedList to store account objects. This choice of data structure allows for efficient dynamic memory management and linear search operations by username.</w:t>
+      </w:r>
+    </w:p>
+    <w:p>
+      <w:pPr>
+        <w:rPr>
+          <w:rFonts w:asciiTheme="majorHAnsi" w:hAnsiTheme="majorHAnsi"/>
+          <w:color w:val="000000" w:themeColor="text1"/>
+        </w:rPr>
+      </w:pPr>
+    </w:p>
+    <w:p>
+      <w:pPr>
+        <w:rPr>
+          <w:rFonts w:asciiTheme="majorHAnsi" w:hAnsiTheme="majorHAnsi"/>
+          <w:color w:val="000000" w:themeColor="text1"/>
+        </w:rPr>
+      </w:pPr>
+    </w:p>
+    <w:p>
+      <w:pPr>
+        <w:rPr>
+          <w:rFonts w:asciiTheme="majorHAnsi" w:hAnsiTheme="majorHAnsi"/>
+          <w:color w:val="000000" w:themeColor="text1"/>
         </w:rPr>
       </w:pPr>
     </w:p>
@@ -597,8 +662,6 @@
         <w:jc w:val="both"/>
         <w:rPr>
           <w:rFonts w:cs="Courier New"/>
-          <w:b/>
-          <w:bCs/>
           <w:color w:val="000000" w:themeColor="text1"/>
           <w:sz w:val="24"/>
           <w:szCs w:val="24"/>
@@ -613,6 +676,154 @@
         </w:rPr>
         <w:t>• Update balance inside LinkedList</w:t>
       </w:r>
+    </w:p>
+    <w:p>
+      <w:r>
+        <w:drawing>
+          <wp:inline distT="0" distB="0" distL="0" distR="0" wp14:anchorId="1198590D" wp14:editId="3BCA93A7">
+            <wp:extent cx="5940425" cy="1798320"/>
+            <wp:effectExtent l="0" t="0" r="3175" b="0"/>
+            <wp:docPr id="187692538" name="Picture 1"/>
+            <wp:cNvGraphicFramePr>
+              <a:graphicFrameLocks xmlns:a="http://schemas.openxmlformats.org/drawingml/2006/main" noChangeAspect="1"/>
+            </wp:cNvGraphicFramePr>
+            <a:graphic xmlns:a="http://schemas.openxmlformats.org/drawingml/2006/main">
+              <a:graphicData uri="http://schemas.openxmlformats.org/drawingml/2006/picture">
+                <pic:pic xmlns:pic="http://schemas.openxmlformats.org/drawingml/2006/picture">
+                  <pic:nvPicPr>
+                    <pic:cNvPr id="187692538" name=""/>
+                    <pic:cNvPicPr/>
+                  </pic:nvPicPr>
+                  <pic:blipFill>
+                    <a:blip r:embed="rId7"/>
+                    <a:stretch>
+                      <a:fillRect/>
+                    </a:stretch>
+                  </pic:blipFill>
+                  <pic:spPr>
+                    <a:xfrm>
+                      <a:off x="0" y="0"/>
+                      <a:ext cx="5940425" cy="1798320"/>
+                    </a:xfrm>
+                    <a:prstGeom prst="rect">
+                      <a:avLst/>
+                    </a:prstGeom>
+                  </pic:spPr>
+                </pic:pic>
+              </a:graphicData>
+            </a:graphic>
+          </wp:inline>
+        </w:drawing>
+      </w:r>
+    </w:p>
+    <w:p>
+      <w:r>
+        <w:lastRenderedPageBreak/>
+        <w:drawing>
+          <wp:inline distT="0" distB="0" distL="0" distR="0" wp14:anchorId="53615259" wp14:editId="1AA0867C">
+            <wp:extent cx="5940425" cy="5403850"/>
+            <wp:effectExtent l="0" t="0" r="3175" b="6350"/>
+            <wp:docPr id="761285627" name="Picture 1"/>
+            <wp:cNvGraphicFramePr>
+              <a:graphicFrameLocks xmlns:a="http://schemas.openxmlformats.org/drawingml/2006/main" noChangeAspect="1"/>
+            </wp:cNvGraphicFramePr>
+            <a:graphic xmlns:a="http://schemas.openxmlformats.org/drawingml/2006/main">
+              <a:graphicData uri="http://schemas.openxmlformats.org/drawingml/2006/picture">
+                <pic:pic xmlns:pic="http://schemas.openxmlformats.org/drawingml/2006/picture">
+                  <pic:nvPicPr>
+                    <pic:cNvPr id="761285627" name=""/>
+                    <pic:cNvPicPr/>
+                  </pic:nvPicPr>
+                  <pic:blipFill>
+                    <a:blip r:embed="rId8"/>
+                    <a:stretch>
+                      <a:fillRect/>
+                    </a:stretch>
+                  </pic:blipFill>
+                  <pic:spPr>
+                    <a:xfrm>
+                      <a:off x="0" y="0"/>
+                      <a:ext cx="5940425" cy="5403850"/>
+                    </a:xfrm>
+                    <a:prstGeom prst="rect">
+                      <a:avLst/>
+                    </a:prstGeom>
+                  </pic:spPr>
+                </pic:pic>
+              </a:graphicData>
+            </a:graphic>
+          </wp:inline>
+        </w:drawing>
+      </w:r>
+    </w:p>
+    <w:p>
+      <w:r>
+        <w:t>Developed methods to perform financial operations, ensuring that the balance field within the LinkedList objects is updated in real-time after each deposit or withdraw.</w:t>
+      </w:r>
+    </w:p>
+    <w:p>
+      <w:pPr>
+        <w:rPr>
+          <w:rFonts w:asciiTheme="majorHAnsi" w:hAnsiTheme="majorHAnsi"/>
+          <w:color w:val="000000" w:themeColor="text1"/>
+        </w:rPr>
+      </w:pPr>
+    </w:p>
+    <w:p>
+      <w:pPr>
+        <w:rPr>
+          <w:rFonts w:asciiTheme="majorHAnsi" w:hAnsiTheme="majorHAnsi"/>
+          <w:color w:val="000000" w:themeColor="text1"/>
+        </w:rPr>
+      </w:pPr>
+    </w:p>
+    <w:p>
+      <w:pPr>
+        <w:rPr>
+          <w:rFonts w:asciiTheme="majorHAnsi" w:hAnsiTheme="majorHAnsi"/>
+          <w:color w:val="000000" w:themeColor="text1"/>
+        </w:rPr>
+      </w:pPr>
+    </w:p>
+    <w:p>
+      <w:pPr>
+        <w:rPr>
+          <w:rFonts w:asciiTheme="majorHAnsi" w:hAnsiTheme="majorHAnsi"/>
+          <w:color w:val="000000" w:themeColor="text1"/>
+        </w:rPr>
+      </w:pPr>
+    </w:p>
+    <w:p>
+      <w:pPr>
+        <w:rPr>
+          <w:rFonts w:asciiTheme="majorHAnsi" w:hAnsiTheme="majorHAnsi"/>
+          <w:color w:val="000000" w:themeColor="text1"/>
+        </w:rPr>
+      </w:pPr>
+    </w:p>
+    <w:p>
+      <w:pPr>
+        <w:rPr>
+          <w:rFonts w:asciiTheme="majorHAnsi" w:hAnsiTheme="majorHAnsi"/>
+          <w:color w:val="000000" w:themeColor="text1"/>
+        </w:rPr>
+      </w:pPr>
+    </w:p>
+    <w:p>
+      <w:pPr>
+        <w:rPr>
+          <w:rFonts w:asciiTheme="majorHAnsi" w:hAnsiTheme="majorHAnsi"/>
+          <w:color w:val="000000" w:themeColor="text1"/>
+        </w:rPr>
+      </w:pPr>
+    </w:p>
+    <w:p>
+      <w:pPr>
+        <w:rPr>
+          <w:rFonts w:asciiTheme="majorHAnsi" w:hAnsiTheme="majorHAnsi"/>
+          <w:color w:val="000000" w:themeColor="text1"/>
+        </w:rPr>
+      </w:pPr>
     </w:p>
     <w:p>
       <w:pPr>
@@ -845,28 +1056,100 @@
     </w:p>
     <w:p>
       <w:pPr>
-        <w:rPr>
-          <w:rFonts w:asciiTheme="majorHAnsi" w:hAnsiTheme="majorHAnsi"/>
-          <w:color w:val="000000" w:themeColor="text1"/>
-          <w:lang w:val="ru-RU"/>
-        </w:rPr>
-      </w:pPr>
-    </w:p>
-    <w:p>
-      <w:pPr>
-        <w:rPr>
-          <w:rFonts w:asciiTheme="majorHAnsi" w:hAnsiTheme="majorHAnsi"/>
-          <w:color w:val="000000" w:themeColor="text1"/>
-          <w:lang w:val="ru-RU"/>
-        </w:rPr>
-      </w:pPr>
-    </w:p>
-    <w:p>
-      <w:pPr>
-        <w:rPr>
-          <w:rFonts w:asciiTheme="majorHAnsi" w:hAnsiTheme="majorHAnsi"/>
-          <w:color w:val="000000" w:themeColor="text1"/>
-          <w:lang w:val="ru-RU"/>
+        <w:spacing w:after="0" w:line="240" w:lineRule="auto"/>
+        <w:rPr>
+          <w:rFonts w:asciiTheme="majorHAnsi" w:hAnsiTheme="majorHAnsi" w:cs="Courier New"/>
+          <w:color w:val="000000" w:themeColor="text1"/>
+        </w:rPr>
+      </w:pPr>
+      <w:r>
+        <w:rPr>
+          <w:rFonts w:asciiTheme="majorHAnsi" w:hAnsiTheme="majorHAnsi" w:cs="Courier New"/>
+          <w:color w:val="000000" w:themeColor="text1"/>
+        </w:rPr>
+        <w:drawing>
+          <wp:inline distT="0" distB="0" distL="0" distR="0" wp14:anchorId="2AA24AD6" wp14:editId="6378ADE9">
+            <wp:extent cx="5940425" cy="4163695"/>
+            <wp:effectExtent l="0" t="0" r="3175" b="8255"/>
+            <wp:docPr id="1492397340" name="Picture 1"/>
+            <wp:cNvGraphicFramePr>
+              <a:graphicFrameLocks xmlns:a="http://schemas.openxmlformats.org/drawingml/2006/main" noChangeAspect="1"/>
+            </wp:cNvGraphicFramePr>
+            <a:graphic xmlns:a="http://schemas.openxmlformats.org/drawingml/2006/main">
+              <a:graphicData uri="http://schemas.openxmlformats.org/drawingml/2006/picture">
+                <pic:pic xmlns:pic="http://schemas.openxmlformats.org/drawingml/2006/picture">
+                  <pic:nvPicPr>
+                    <pic:cNvPr id="1492397340" name=""/>
+                    <pic:cNvPicPr/>
+                  </pic:nvPicPr>
+                  <pic:blipFill>
+                    <a:blip r:embed="rId9"/>
+                    <a:stretch>
+                      <a:fillRect/>
+                    </a:stretch>
+                  </pic:blipFill>
+                  <pic:spPr>
+                    <a:xfrm>
+                      <a:off x="0" y="0"/>
+                      <a:ext cx="5940425" cy="4163695"/>
+                    </a:xfrm>
+                    <a:prstGeom prst="rect">
+                      <a:avLst/>
+                    </a:prstGeom>
+                  </pic:spPr>
+                </pic:pic>
+              </a:graphicData>
+            </a:graphic>
+          </wp:inline>
+        </w:drawing>
+      </w:r>
+    </w:p>
+    <w:p>
+      <w:pPr>
+        <w:spacing w:after="0" w:line="240" w:lineRule="auto"/>
+        <w:rPr>
+          <w:rFonts w:asciiTheme="majorHAnsi" w:hAnsiTheme="majorHAnsi" w:cs="Courier New"/>
+          <w:color w:val="000000" w:themeColor="text1"/>
+        </w:rPr>
+      </w:pPr>
+    </w:p>
+    <w:p>
+      <w:pPr>
+        <w:spacing w:after="0" w:line="240" w:lineRule="auto"/>
+        <w:rPr>
+          <w:rFonts w:asciiTheme="majorHAnsi" w:hAnsiTheme="majorHAnsi" w:cs="Courier New"/>
+          <w:color w:val="000000" w:themeColor="text1"/>
+        </w:rPr>
+      </w:pPr>
+      <w:r>
+        <w:rPr>
+          <w:rFonts w:asciiTheme="majorHAnsi" w:hAnsiTheme="majorHAnsi" w:cs="Courier New"/>
+          <w:color w:val="000000" w:themeColor="text1"/>
+        </w:rPr>
+        <w:t>Utilized a Stack to record all account activities. The Last-In-First-Out (LIFO) property of the stack was specifically used to implement an "Undo" feature, allowing the reversal of the most recent transaction.</w:t>
+      </w:r>
+    </w:p>
+    <w:p>
+      <w:pPr>
+        <w:rPr>
+          <w:rFonts w:asciiTheme="majorHAnsi" w:hAnsiTheme="majorHAnsi"/>
+          <w:color w:val="000000" w:themeColor="text1"/>
+        </w:rPr>
+      </w:pPr>
+    </w:p>
+    <w:p>
+      <w:pPr>
+        <w:rPr>
+          <w:rFonts w:asciiTheme="majorHAnsi" w:hAnsiTheme="majorHAnsi"/>
+          <w:color w:val="000000" w:themeColor="text1"/>
+        </w:rPr>
+      </w:pPr>
+    </w:p>
+    <w:p>
+      <w:pPr>
+        <w:rPr>
+          <w:rFonts w:asciiTheme="majorHAnsi" w:hAnsiTheme="majorHAnsi"/>
+          <w:color w:val="000000" w:themeColor="text1"/>
         </w:rPr>
       </w:pPr>
     </w:p>
@@ -888,6 +1171,7 @@
           <w:sz w:val="24"/>
           <w:szCs w:val="24"/>
         </w:rPr>
+        <w:lastRenderedPageBreak/>
         <w:t>Task 4 – Bill Payment Queue (Queue – FIFO)</w:t>
       </w:r>
     </w:p>
@@ -1045,24 +1329,90 @@
           <w:szCs w:val="24"/>
         </w:rPr>
       </w:pPr>
-    </w:p>
-    <w:p>
-      <w:pPr>
-        <w:rPr>
-          <w:rFonts w:asciiTheme="majorHAnsi" w:hAnsiTheme="majorHAnsi"/>
-          <w:color w:val="000000" w:themeColor="text1"/>
-          <w:lang w:val="ru-RU"/>
-        </w:rPr>
-      </w:pPr>
-    </w:p>
-    <w:p>
-      <w:pPr>
-        <w:rPr>
-          <w:rFonts w:asciiTheme="majorHAnsi" w:hAnsiTheme="majorHAnsi"/>
-          <w:color w:val="000000" w:themeColor="text1"/>
-          <w:lang w:val="ru-RU"/>
-        </w:rPr>
-      </w:pPr>
+      <w:r>
+        <w:rPr>
+          <w:rFonts w:cs="Courier New"/>
+          <w:b/>
+          <w:bCs/>
+          <w:color w:val="000000" w:themeColor="text1"/>
+          <w:sz w:val="24"/>
+          <w:szCs w:val="24"/>
+        </w:rPr>
+        <w:drawing>
+          <wp:inline distT="0" distB="0" distL="0" distR="0" wp14:anchorId="563EE9A2" wp14:editId="3278A66E">
+            <wp:extent cx="5940425" cy="4550410"/>
+            <wp:effectExtent l="0" t="0" r="3175" b="2540"/>
+            <wp:docPr id="658465346" name="Picture 1"/>
+            <wp:cNvGraphicFramePr>
+              <a:graphicFrameLocks xmlns:a="http://schemas.openxmlformats.org/drawingml/2006/main" noChangeAspect="1"/>
+            </wp:cNvGraphicFramePr>
+            <a:graphic xmlns:a="http://schemas.openxmlformats.org/drawingml/2006/main">
+              <a:graphicData uri="http://schemas.openxmlformats.org/drawingml/2006/picture">
+                <pic:pic xmlns:pic="http://schemas.openxmlformats.org/drawingml/2006/picture">
+                  <pic:nvPicPr>
+                    <pic:cNvPr id="658465346" name=""/>
+                    <pic:cNvPicPr/>
+                  </pic:nvPicPr>
+                  <pic:blipFill>
+                    <a:blip r:embed="rId10"/>
+                    <a:stretch>
+                      <a:fillRect/>
+                    </a:stretch>
+                  </pic:blipFill>
+                  <pic:spPr>
+                    <a:xfrm>
+                      <a:off x="0" y="0"/>
+                      <a:ext cx="5940425" cy="4550410"/>
+                    </a:xfrm>
+                    <a:prstGeom prst="rect">
+                      <a:avLst/>
+                    </a:prstGeom>
+                  </pic:spPr>
+                </pic:pic>
+              </a:graphicData>
+            </a:graphic>
+          </wp:inline>
+        </w:drawing>
+      </w:r>
+    </w:p>
+    <w:p>
+      <w:pPr>
+        <w:rPr>
+          <w:rFonts w:asciiTheme="majorHAnsi" w:hAnsiTheme="majorHAnsi"/>
+          <w:color w:val="000000" w:themeColor="text1"/>
+        </w:rPr>
+      </w:pPr>
+    </w:p>
+    <w:p>
+      <w:pPr>
+        <w:rPr>
+          <w:rFonts w:asciiTheme="majorHAnsi" w:hAnsiTheme="majorHAnsi"/>
+          <w:color w:val="000000" w:themeColor="text1"/>
+        </w:rPr>
+      </w:pPr>
+      <w:r>
+        <w:rPr>
+          <w:rFonts w:asciiTheme="majorHAnsi" w:hAnsiTheme="majorHAnsi"/>
+          <w:color w:val="000000" w:themeColor="text1"/>
+        </w:rPr>
+        <w:t xml:space="preserve">Created a </w:t>
+      </w:r>
+      <w:proofErr w:type="spellStart"/>
+      <w:r>
+        <w:rPr>
+          <w:rFonts w:asciiTheme="majorHAnsi" w:hAnsiTheme="majorHAnsi"/>
+          <w:color w:val="000000" w:themeColor="text1"/>
+        </w:rPr>
+        <w:t>billQueue</w:t>
+      </w:r>
+      <w:proofErr w:type="spellEnd"/>
+      <w:r>
+        <w:rPr>
+          <w:rFonts w:asciiTheme="majorHAnsi" w:hAnsiTheme="majorHAnsi"/>
+          <w:color w:val="000000" w:themeColor="text1"/>
+        </w:rPr>
+        <w:t xml:space="preserve"> using the Queue interface to handle payment requests. This ensures a fair First-In-First-Out (FIFO) processing order, where bills are settled by the admin in the order they were submitted.</w:t>
+      </w:r>
     </w:p>
     <w:p>
       <w:pPr>
@@ -1083,6 +1433,7 @@
           <w:sz w:val="24"/>
           <w:szCs w:val="24"/>
         </w:rPr>
+        <w:lastRenderedPageBreak/>
         <w:t>Task 5 – Account Opening Queue (Admin Simulation)</w:t>
       </w:r>
     </w:p>
@@ -1250,6 +1601,277 @@
         <w:jc w:val="both"/>
         <w:rPr>
           <w:rFonts w:cs="Courier New"/>
+          <w:color w:val="000000" w:themeColor="text1"/>
+          <w:sz w:val="24"/>
+          <w:szCs w:val="24"/>
+        </w:rPr>
+      </w:pPr>
+      <w:r>
+        <w:rPr>
+          <w:rFonts w:cs="Courier New"/>
+          <w:color w:val="000000" w:themeColor="text1"/>
+          <w:sz w:val="24"/>
+          <w:szCs w:val="24"/>
+        </w:rPr>
+        <w:t>This simulates real banking workflow.</w:t>
+      </w:r>
+    </w:p>
+    <w:p>
+      <w:pPr>
+        <w:rPr>
+          <w:rFonts w:asciiTheme="majorHAnsi" w:hAnsiTheme="majorHAnsi"/>
+          <w:color w:val="000000" w:themeColor="text1"/>
+        </w:rPr>
+      </w:pPr>
+      <w:r>
+        <w:rPr>
+          <w:rFonts w:asciiTheme="majorHAnsi" w:hAnsiTheme="majorHAnsi"/>
+          <w:color w:val="000000" w:themeColor="text1"/>
+        </w:rPr>
+        <w:drawing>
+          <wp:inline distT="0" distB="0" distL="0" distR="0" wp14:anchorId="51ABE385" wp14:editId="0E36C502">
+            <wp:extent cx="5940425" cy="4866005"/>
+            <wp:effectExtent l="0" t="0" r="3175" b="0"/>
+            <wp:docPr id="693140356" name="Picture 1"/>
+            <wp:cNvGraphicFramePr>
+              <a:graphicFrameLocks xmlns:a="http://schemas.openxmlformats.org/drawingml/2006/main" noChangeAspect="1"/>
+            </wp:cNvGraphicFramePr>
+            <a:graphic xmlns:a="http://schemas.openxmlformats.org/drawingml/2006/main">
+              <a:graphicData uri="http://schemas.openxmlformats.org/drawingml/2006/picture">
+                <pic:pic xmlns:pic="http://schemas.openxmlformats.org/drawingml/2006/picture">
+                  <pic:nvPicPr>
+                    <pic:cNvPr id="693140356" name=""/>
+                    <pic:cNvPicPr/>
+                  </pic:nvPicPr>
+                  <pic:blipFill>
+                    <a:blip r:embed="rId11"/>
+                    <a:stretch>
+                      <a:fillRect/>
+                    </a:stretch>
+                  </pic:blipFill>
+                  <pic:spPr>
+                    <a:xfrm>
+                      <a:off x="0" y="0"/>
+                      <a:ext cx="5940425" cy="4866005"/>
+                    </a:xfrm>
+                    <a:prstGeom prst="rect">
+                      <a:avLst/>
+                    </a:prstGeom>
+                  </pic:spPr>
+                </pic:pic>
+              </a:graphicData>
+            </a:graphic>
+          </wp:inline>
+        </w:drawing>
+      </w:r>
+    </w:p>
+    <w:p>
+      <w:pPr>
+        <w:rPr>
+          <w:rFonts w:asciiTheme="majorHAnsi" w:hAnsiTheme="majorHAnsi"/>
+          <w:color w:val="000000" w:themeColor="text1"/>
+        </w:rPr>
+      </w:pPr>
+      <w:r>
+        <w:rPr>
+          <w:rFonts w:asciiTheme="majorHAnsi" w:hAnsiTheme="majorHAnsi"/>
+          <w:color w:val="000000" w:themeColor="text1"/>
+        </w:rPr>
+        <w:lastRenderedPageBreak/>
+        <w:drawing>
+          <wp:inline distT="0" distB="0" distL="0" distR="0" wp14:anchorId="407AD694" wp14:editId="6939A1C3">
+            <wp:extent cx="5940425" cy="4819650"/>
+            <wp:effectExtent l="0" t="0" r="3175" b="0"/>
+            <wp:docPr id="1534893416" name="Picture 1"/>
+            <wp:cNvGraphicFramePr>
+              <a:graphicFrameLocks xmlns:a="http://schemas.openxmlformats.org/drawingml/2006/main" noChangeAspect="1"/>
+            </wp:cNvGraphicFramePr>
+            <a:graphic xmlns:a="http://schemas.openxmlformats.org/drawingml/2006/main">
+              <a:graphicData uri="http://schemas.openxmlformats.org/drawingml/2006/picture">
+                <pic:pic xmlns:pic="http://schemas.openxmlformats.org/drawingml/2006/picture">
+                  <pic:nvPicPr>
+                    <pic:cNvPr id="1534893416" name=""/>
+                    <pic:cNvPicPr/>
+                  </pic:nvPicPr>
+                  <pic:blipFill>
+                    <a:blip r:embed="rId12"/>
+                    <a:stretch>
+                      <a:fillRect/>
+                    </a:stretch>
+                  </pic:blipFill>
+                  <pic:spPr>
+                    <a:xfrm>
+                      <a:off x="0" y="0"/>
+                      <a:ext cx="5940425" cy="4819650"/>
+                    </a:xfrm>
+                    <a:prstGeom prst="rect">
+                      <a:avLst/>
+                    </a:prstGeom>
+                  </pic:spPr>
+                </pic:pic>
+              </a:graphicData>
+            </a:graphic>
+          </wp:inline>
+        </w:drawing>
+      </w:r>
+    </w:p>
+    <w:p>
+      <w:pPr>
+        <w:rPr>
+          <w:rFonts w:asciiTheme="majorHAnsi" w:hAnsiTheme="majorHAnsi"/>
+          <w:color w:val="000000" w:themeColor="text1"/>
+        </w:rPr>
+      </w:pPr>
+      <w:r>
+        <w:rPr>
+          <w:rFonts w:asciiTheme="majorHAnsi" w:hAnsiTheme="majorHAnsi"/>
+          <w:color w:val="000000" w:themeColor="text1"/>
+        </w:rPr>
+        <w:t xml:space="preserve">Designed a separate </w:t>
+      </w:r>
+      <w:proofErr w:type="spellStart"/>
+      <w:r>
+        <w:rPr>
+          <w:rFonts w:asciiTheme="majorHAnsi" w:hAnsiTheme="majorHAnsi"/>
+          <w:color w:val="000000" w:themeColor="text1"/>
+        </w:rPr>
+        <w:t>registrationQueue</w:t>
+      </w:r>
+      <w:proofErr w:type="spellEnd"/>
+      <w:r>
+        <w:rPr>
+          <w:rFonts w:asciiTheme="majorHAnsi" w:hAnsiTheme="majorHAnsi"/>
+          <w:color w:val="000000" w:themeColor="text1"/>
+        </w:rPr>
+        <w:t xml:space="preserve"> to simulate a realistic banking workflow. New account requests are held in a queue until an administrator approves them, at which point they are formally added to the main account storage.</w:t>
+      </w:r>
+    </w:p>
+    <w:p>
+      <w:pPr>
+        <w:rPr>
+          <w:rFonts w:asciiTheme="majorHAnsi" w:hAnsiTheme="majorHAnsi"/>
+          <w:color w:val="000000" w:themeColor="text1"/>
+        </w:rPr>
+      </w:pPr>
+    </w:p>
+    <w:p>
+      <w:pPr>
+        <w:rPr>
+          <w:rFonts w:asciiTheme="majorHAnsi" w:hAnsiTheme="majorHAnsi"/>
+          <w:color w:val="000000" w:themeColor="text1"/>
+        </w:rPr>
+      </w:pPr>
+    </w:p>
+    <w:p>
+      <w:pPr>
+        <w:rPr>
+          <w:rFonts w:asciiTheme="majorHAnsi" w:hAnsiTheme="majorHAnsi"/>
+          <w:color w:val="000000" w:themeColor="text1"/>
+        </w:rPr>
+      </w:pPr>
+    </w:p>
+    <w:p>
+      <w:pPr>
+        <w:rPr>
+          <w:rFonts w:asciiTheme="majorHAnsi" w:hAnsiTheme="majorHAnsi"/>
+          <w:color w:val="000000" w:themeColor="text1"/>
+        </w:rPr>
+      </w:pPr>
+    </w:p>
+    <w:p>
+      <w:pPr>
+        <w:rPr>
+          <w:rFonts w:asciiTheme="majorHAnsi" w:hAnsiTheme="majorHAnsi"/>
+          <w:color w:val="000000" w:themeColor="text1"/>
+        </w:rPr>
+      </w:pPr>
+    </w:p>
+    <w:p>
+      <w:pPr>
+        <w:rPr>
+          <w:rFonts w:asciiTheme="majorHAnsi" w:hAnsiTheme="majorHAnsi"/>
+          <w:color w:val="000000" w:themeColor="text1"/>
+        </w:rPr>
+      </w:pPr>
+    </w:p>
+    <w:p>
+      <w:pPr>
+        <w:rPr>
+          <w:rFonts w:asciiTheme="majorHAnsi" w:hAnsiTheme="majorHAnsi"/>
+          <w:color w:val="000000" w:themeColor="text1"/>
+        </w:rPr>
+      </w:pPr>
+    </w:p>
+    <w:p>
+      <w:pPr>
+        <w:rPr>
+          <w:rFonts w:asciiTheme="majorHAnsi" w:hAnsiTheme="majorHAnsi"/>
+          <w:color w:val="000000" w:themeColor="text1"/>
+        </w:rPr>
+      </w:pPr>
+    </w:p>
+    <w:p>
+      <w:pPr>
+        <w:rPr>
+          <w:rFonts w:asciiTheme="majorHAnsi" w:hAnsiTheme="majorHAnsi"/>
+          <w:color w:val="000000" w:themeColor="text1"/>
+        </w:rPr>
+      </w:pPr>
+    </w:p>
+    <w:p>
+      <w:pPr>
+        <w:rPr>
+          <w:rFonts w:asciiTheme="majorHAnsi" w:hAnsiTheme="majorHAnsi"/>
+          <w:color w:val="000000" w:themeColor="text1"/>
+        </w:rPr>
+      </w:pPr>
+    </w:p>
+    <w:p>
+      <w:pPr>
+        <w:rPr>
+          <w:rFonts w:asciiTheme="majorHAnsi" w:hAnsiTheme="majorHAnsi"/>
+          <w:color w:val="000000" w:themeColor="text1"/>
+        </w:rPr>
+      </w:pPr>
+    </w:p>
+    <w:p>
+      <w:pPr>
+        <w:rPr>
+          <w:rFonts w:asciiTheme="majorHAnsi" w:hAnsiTheme="majorHAnsi"/>
+          <w:color w:val="000000" w:themeColor="text1"/>
+        </w:rPr>
+      </w:pPr>
+    </w:p>
+    <w:p>
+      <w:pPr>
+        <w:rPr>
+          <w:rFonts w:asciiTheme="majorHAnsi" w:hAnsiTheme="majorHAnsi"/>
+          <w:color w:val="000000" w:themeColor="text1"/>
+        </w:rPr>
+      </w:pPr>
+    </w:p>
+    <w:p>
+      <w:pPr>
+        <w:rPr>
+          <w:rFonts w:asciiTheme="majorHAnsi" w:hAnsiTheme="majorHAnsi"/>
+          <w:color w:val="000000" w:themeColor="text1"/>
+        </w:rPr>
+      </w:pPr>
+    </w:p>
+    <w:p>
+      <w:pPr>
+        <w:rPr>
+          <w:rFonts w:asciiTheme="majorHAnsi" w:hAnsiTheme="majorHAnsi"/>
+          <w:color w:val="000000" w:themeColor="text1"/>
+        </w:rPr>
+      </w:pPr>
+    </w:p>
+    <w:p>
+      <w:pPr>
+        <w:pStyle w:val="Heading2"/>
+        <w:ind w:right="-426"/>
+        <w:rPr>
+          <w:rFonts w:cs="Courier New"/>
           <w:b/>
           <w:bCs/>
           <w:color w:val="000000" w:themeColor="text1"/>
@@ -1264,57 +1886,6 @@
           <w:sz w:val="24"/>
           <w:szCs w:val="24"/>
         </w:rPr>
-        <w:t>This simulates real banking workflow.</w:t>
-      </w:r>
-    </w:p>
-    <w:p>
-      <w:pPr>
-        <w:rPr>
-          <w:rFonts w:asciiTheme="majorHAnsi" w:hAnsiTheme="majorHAnsi"/>
-          <w:color w:val="000000" w:themeColor="text1"/>
-          <w:lang w:val="ru-RU"/>
-        </w:rPr>
-      </w:pPr>
-    </w:p>
-    <w:p>
-      <w:pPr>
-        <w:rPr>
-          <w:rFonts w:asciiTheme="majorHAnsi" w:hAnsiTheme="majorHAnsi"/>
-          <w:color w:val="000000" w:themeColor="text1"/>
-          <w:lang w:val="ru-RU"/>
-        </w:rPr>
-      </w:pPr>
-    </w:p>
-    <w:p>
-      <w:pPr>
-        <w:rPr>
-          <w:rFonts w:asciiTheme="majorHAnsi" w:hAnsiTheme="majorHAnsi"/>
-          <w:color w:val="000000" w:themeColor="text1"/>
-          <w:lang w:val="ru-RU"/>
-        </w:rPr>
-      </w:pPr>
-    </w:p>
-    <w:p>
-      <w:pPr>
-        <w:pStyle w:val="Heading2"/>
-        <w:ind w:right="-426"/>
-        <w:rPr>
-          <w:rFonts w:cs="Courier New"/>
-          <w:b/>
-          <w:bCs/>
-          <w:color w:val="000000" w:themeColor="text1"/>
-          <w:sz w:val="24"/>
-          <w:szCs w:val="24"/>
-        </w:rPr>
-      </w:pPr>
-      <w:r>
-        <w:rPr>
-          <w:rFonts w:cs="Courier New"/>
-          <w:color w:val="000000" w:themeColor="text1"/>
-          <w:sz w:val="24"/>
-          <w:szCs w:val="24"/>
-        </w:rPr>
-        <w:lastRenderedPageBreak/>
         <w:t>Task 6</w:t>
       </w:r>
       <w:r>
@@ -1420,17 +1991,113 @@
     <w:p>
       <w:pPr>
         <w:rPr>
-          <w:rFonts w:asciiTheme="majorHAnsi" w:hAnsiTheme="majorHAnsi"/>
-          <w:color w:val="000000" w:themeColor="text1"/>
-          <w:lang w:val="ru-RU"/>
-        </w:rPr>
-      </w:pPr>
-      <w:r>
-        <w:rPr>
           <w:rFonts w:asciiTheme="majorHAnsi" w:hAnsiTheme="majorHAnsi" w:cs="Courier New"/>
           <w:color w:val="000000" w:themeColor="text1"/>
         </w:rPr>
+      </w:pPr>
+      <w:r>
+        <w:rPr>
+          <w:rFonts w:asciiTheme="majorHAnsi" w:hAnsiTheme="majorHAnsi" w:cs="Courier New"/>
+          <w:color w:val="000000" w:themeColor="text1"/>
+        </w:rPr>
         <w:t>Prints them</w:t>
+      </w:r>
+    </w:p>
+    <w:p>
+      <w:pPr>
+        <w:rPr>
+          <w:rFonts w:asciiTheme="majorHAnsi" w:hAnsiTheme="majorHAnsi" w:cs="Courier New"/>
+          <w:color w:val="000000" w:themeColor="text1"/>
+        </w:rPr>
+      </w:pPr>
+      <w:r>
+        <w:rPr>
+          <w:rFonts w:asciiTheme="majorHAnsi" w:hAnsiTheme="majorHAnsi" w:cs="Courier New"/>
+          <w:color w:val="000000" w:themeColor="text1"/>
+        </w:rPr>
+        <w:drawing>
+          <wp:inline distT="0" distB="0" distL="0" distR="0" wp14:anchorId="24619697" wp14:editId="4A077F21">
+            <wp:extent cx="5940425" cy="2392680"/>
+            <wp:effectExtent l="0" t="0" r="3175" b="7620"/>
+            <wp:docPr id="1901489142" name="Picture 1"/>
+            <wp:cNvGraphicFramePr>
+              <a:graphicFrameLocks xmlns:a="http://schemas.openxmlformats.org/drawingml/2006/main" noChangeAspect="1"/>
+            </wp:cNvGraphicFramePr>
+            <a:graphic xmlns:a="http://schemas.openxmlformats.org/drawingml/2006/main">
+              <a:graphicData uri="http://schemas.openxmlformats.org/drawingml/2006/picture">
+                <pic:pic xmlns:pic="http://schemas.openxmlformats.org/drawingml/2006/picture">
+                  <pic:nvPicPr>
+                    <pic:cNvPr id="1901489142" name=""/>
+                    <pic:cNvPicPr/>
+                  </pic:nvPicPr>
+                  <pic:blipFill>
+                    <a:blip r:embed="rId13"/>
+                    <a:stretch>
+                      <a:fillRect/>
+                    </a:stretch>
+                  </pic:blipFill>
+                  <pic:spPr>
+                    <a:xfrm>
+                      <a:off x="0" y="0"/>
+                      <a:ext cx="5940425" cy="2392680"/>
+                    </a:xfrm>
+                    <a:prstGeom prst="rect">
+                      <a:avLst/>
+                    </a:prstGeom>
+                  </pic:spPr>
+                </pic:pic>
+              </a:graphicData>
+            </a:graphic>
+          </wp:inline>
+        </w:drawing>
+      </w:r>
+    </w:p>
+    <w:p>
+      <w:pPr>
+        <w:rPr>
+          <w:rFonts w:asciiTheme="majorHAnsi" w:hAnsiTheme="majorHAnsi" w:cs="Courier New"/>
+          <w:color w:val="000000" w:themeColor="text1"/>
+        </w:rPr>
+      </w:pPr>
+    </w:p>
+    <w:p>
+      <w:pPr>
+        <w:rPr>
+          <w:rFonts w:asciiTheme="majorHAnsi" w:hAnsiTheme="majorHAnsi"/>
+          <w:color w:val="000000" w:themeColor="text1"/>
+        </w:rPr>
+      </w:pPr>
+      <w:r>
+        <w:rPr>
+          <w:rFonts w:asciiTheme="majorHAnsi" w:hAnsiTheme="majorHAnsi"/>
+          <w:color w:val="000000" w:themeColor="text1"/>
+        </w:rPr>
+        <w:t xml:space="preserve">Implemented a fixed-size </w:t>
+      </w:r>
+      <w:proofErr w:type="spellStart"/>
+      <w:proofErr w:type="gramStart"/>
+      <w:r>
+        <w:rPr>
+          <w:rFonts w:asciiTheme="majorHAnsi" w:hAnsiTheme="majorHAnsi"/>
+          <w:color w:val="000000" w:themeColor="text1"/>
+        </w:rPr>
+        <w:t>BankAccount</w:t>
+      </w:r>
+      <w:proofErr w:type="spellEnd"/>
+      <w:r>
+        <w:rPr>
+          <w:rFonts w:asciiTheme="majorHAnsi" w:hAnsiTheme="majorHAnsi"/>
+          <w:color w:val="000000" w:themeColor="text1"/>
+        </w:rPr>
+        <w:t>[</w:t>
+      </w:r>
+      <w:proofErr w:type="gramEnd"/>
+      <w:r>
+        <w:rPr>
+          <w:rFonts w:asciiTheme="majorHAnsi" w:hAnsiTheme="majorHAnsi"/>
+          <w:color w:val="000000" w:themeColor="text1"/>
+        </w:rPr>
+        <w:t>] array to store and display a set of predefined accounts. This task demonstrates the use of static memory allocation for a constant number of records.</w:t>
       </w:r>
     </w:p>
     <w:sectPr>
